--- a/4_Professional_Certificate_Materials/PCert_Applied_Exercise_Workbook.docx
+++ b/4_Professional_Certificate_Materials/PCert_Applied_Exercise_Workbook.docx
@@ -78,7 +78,7 @@
           <w:sz w:val="18"/>
           <w:szCs w:val="18"/>
         </w:rPr>
-        <w:t xml:space="preserve">MZ-EDU-WB-PCERT v2.0 · 17 August 2026 · reference case supplied</w:t>
+        <w:t>MZ-EDU-WB-PCERT v1.0 · 28 August 2026 · reference case supplied</w:t>
       </w:r>
     </w:p>
     <w:tbl>
@@ -2706,6 +2706,10 @@
     <w:sectPr>
       <w:headerReference w:type="default" r:id="rId7"/>
       <w:footerReference w:type="default" r:id="rId8"/>
+      <w:headerReference w:type="first" r:id="rId10"/>
+      <w:footerReference w:type="first" r:id="rId11"/>
+      <w:headerReference w:type="even" r:id="rId12"/>
+      <w:footerReference w:type="even" r:id="rId13"/>
       <w:pgSz w:w="12240" w:h="15840" w:orient="portrait"/>
       <w:pgMar w:top="1080" w:right="1080" w:bottom="1080" w:left="1080" w:header="708" w:footer="708" w:gutter="0"/>
       <w:pgNumType/>
@@ -2769,7 +2773,7 @@
         <w:sz w:val="16"/>
         <w:szCs w:val="16"/>
       </w:rPr>
-      <w:t xml:space="preserve">MZ-EDU-WB-PCERT v2.0  •  workbook · self-contained — reference case supplied  •  Page </w:t>
+      <w:t xml:space="preserve">MZ-EDU-WB-PCERT v1.0  •  workbook · self-contained — reference case supplied  •  Page </w:t>
     </w:r>
     <w:r>
       <w:rPr>
@@ -2782,6 +2786,26 @@
       <w:fldChar w:fldCharType="separate"/>
       <w:fldChar w:fldCharType="end"/>
     </w:r>
+  </w:p>
+</w:ftr>
+</file>
+
+<file path=word/footer2.xml><?xml version="1.0" encoding="utf-8"?>
+<w:ftr xmlns:m="http://schemas.openxmlformats.org/officeDocument/2006/math" xmlns:mc="http://schemas.openxmlformats.org/markup-compatibility/2006" xmlns:mo="http://schemas.microsoft.com/office/mac/office/2008/main" xmlns:mv="urn:schemas-microsoft-com:mac:vml" xmlns:o="urn:schemas-microsoft-com:office:office" xmlns:r="http://schemas.openxmlformats.org/officeDocument/2006/relationships" xmlns:v="urn:schemas-microsoft-com:vml" xmlns:w10="urn:schemas-microsoft-com:office:word" xmlns:w14="http://schemas.microsoft.com/office/word/2010/wordml" xmlns:w="http://schemas.openxmlformats.org/wordprocessingml/2006/main" xmlns:wne="http://schemas.microsoft.com/office/word/2006/wordml" xmlns:wp14="http://schemas.microsoft.com/office/word/2010/wordprocessingDrawing" xmlns:wp="http://schemas.openxmlformats.org/drawingml/2006/wordprocessingDrawing" xmlns:wpc="http://schemas.microsoft.com/office/word/2010/wordprocessingCanvas" xmlns:wpg="http://schemas.microsoft.com/office/word/2010/wordprocessingGroup" xmlns:wpi="http://schemas.microsoft.com/office/word/2010/wordprocessingInk" xmlns:wps="http://schemas.microsoft.com/office/word/2010/wordprocessingShape" mc:Ignorable="w14 wp14">
+  <w:p>
+    <w:pPr>
+      <w:pStyle w:val="Footer"/>
+    </w:pPr>
+  </w:p>
+</w:ftr>
+</file>
+
+<file path=word/footer3.xml><?xml version="1.0" encoding="utf-8"?>
+<w:ftr xmlns:m="http://schemas.openxmlformats.org/officeDocument/2006/math" xmlns:mc="http://schemas.openxmlformats.org/markup-compatibility/2006" xmlns:mo="http://schemas.microsoft.com/office/mac/office/2008/main" xmlns:mv="urn:schemas-microsoft-com:mac:vml" xmlns:o="urn:schemas-microsoft-com:office:office" xmlns:r="http://schemas.openxmlformats.org/officeDocument/2006/relationships" xmlns:v="urn:schemas-microsoft-com:vml" xmlns:w10="urn:schemas-microsoft-com:office:word" xmlns:w14="http://schemas.microsoft.com/office/word/2010/wordml" xmlns:w="http://schemas.openxmlformats.org/wordprocessingml/2006/main" xmlns:wne="http://schemas.microsoft.com/office/word/2006/wordml" xmlns:wp14="http://schemas.microsoft.com/office/word/2010/wordprocessingDrawing" xmlns:wp="http://schemas.openxmlformats.org/drawingml/2006/wordprocessingDrawing" xmlns:wpc="http://schemas.microsoft.com/office/word/2010/wordprocessingCanvas" xmlns:wpg="http://schemas.microsoft.com/office/word/2010/wordprocessingGroup" xmlns:wpi="http://schemas.microsoft.com/office/word/2010/wordprocessingInk" xmlns:wps="http://schemas.microsoft.com/office/word/2010/wordprocessingShape" mc:Ignorable="w14 wp14">
+  <w:p>
+    <w:pPr>
+      <w:pStyle w:val="Footer"/>
+    </w:pPr>
   </w:p>
 </w:ftr>
 </file>
@@ -2838,6 +2862,26 @@
       </w:rPr>
       <w:t xml:space="preserve">PCert applied exercise workbook · self-contained</w:t>
     </w:r>
+  </w:p>
+</w:hdr>
+</file>
+
+<file path=word/header2.xml><?xml version="1.0" encoding="utf-8"?>
+<w:hdr xmlns:m="http://schemas.openxmlformats.org/officeDocument/2006/math" xmlns:mc="http://schemas.openxmlformats.org/markup-compatibility/2006" xmlns:mo="http://schemas.microsoft.com/office/mac/office/2008/main" xmlns:mv="urn:schemas-microsoft-com:mac:vml" xmlns:o="urn:schemas-microsoft-com:office:office" xmlns:r="http://schemas.openxmlformats.org/officeDocument/2006/relationships" xmlns:v="urn:schemas-microsoft-com:vml" xmlns:w10="urn:schemas-microsoft-com:office:word" xmlns:w14="http://schemas.microsoft.com/office/word/2010/wordml" xmlns:w="http://schemas.openxmlformats.org/wordprocessingml/2006/main" xmlns:wne="http://schemas.microsoft.com/office/word/2006/wordml" xmlns:wp14="http://schemas.microsoft.com/office/word/2010/wordprocessingDrawing" xmlns:wp="http://schemas.openxmlformats.org/drawingml/2006/wordprocessingDrawing" xmlns:wpc="http://schemas.microsoft.com/office/word/2010/wordprocessingCanvas" xmlns:wpg="http://schemas.microsoft.com/office/word/2010/wordprocessingGroup" xmlns:wpi="http://schemas.microsoft.com/office/word/2010/wordprocessingInk" xmlns:wps="http://schemas.microsoft.com/office/word/2010/wordprocessingShape" mc:Ignorable="w14 wp14">
+  <w:p>
+    <w:pPr>
+      <w:pStyle w:val="Header"/>
+    </w:pPr>
+  </w:p>
+</w:hdr>
+</file>
+
+<file path=word/header3.xml><?xml version="1.0" encoding="utf-8"?>
+<w:hdr xmlns:m="http://schemas.openxmlformats.org/officeDocument/2006/math" xmlns:mc="http://schemas.openxmlformats.org/markup-compatibility/2006" xmlns:mo="http://schemas.microsoft.com/office/mac/office/2008/main" xmlns:mv="urn:schemas-microsoft-com:mac:vml" xmlns:o="urn:schemas-microsoft-com:office:office" xmlns:r="http://schemas.openxmlformats.org/officeDocument/2006/relationships" xmlns:v="urn:schemas-microsoft-com:vml" xmlns:w10="urn:schemas-microsoft-com:office:word" xmlns:w14="http://schemas.microsoft.com/office/word/2010/wordml" xmlns:w="http://schemas.openxmlformats.org/wordprocessingml/2006/main" xmlns:wne="http://schemas.microsoft.com/office/word/2006/wordml" xmlns:wp14="http://schemas.microsoft.com/office/word/2010/wordprocessingDrawing" xmlns:wp="http://schemas.openxmlformats.org/drawingml/2006/wordprocessingDrawing" xmlns:wpc="http://schemas.microsoft.com/office/word/2010/wordprocessingCanvas" xmlns:wpg="http://schemas.microsoft.com/office/word/2010/wordprocessingGroup" xmlns:wpi="http://schemas.microsoft.com/office/word/2010/wordprocessingInk" xmlns:wps="http://schemas.microsoft.com/office/word/2010/wordprocessingShape" mc:Ignorable="w14 wp14">
+  <w:p>
+    <w:pPr>
+      <w:pStyle w:val="Header"/>
+    </w:pPr>
   </w:p>
 </w:hdr>
 </file>
